--- a/Programacion II/Kit docente/Clase 11/Guion Docente Clase 11 - Revision de codigo cruzada.docx
+++ b/Programacion II/Kit docente/Clase 11/Guion Docente Clase 11 - Revision de codigo cruzada.docx
@@ -192,13 +192,16 @@
       </w:r>
     </w:p>
     <w:p>
+      <w:pPr>
+        <w:spacing w:before="200" w:after="60"/>
+      </w:pPr>
       <w:r>
         <w:rPr>
-          <w:b w:val="0"/>
-          <w:color w:val="4A4A49"/>
-          <w:sz w:val="22"/>
+          <w:b/>
+          <w:color w:val="1A1C1D"/>
+          <w:sz w:val="32"/>
         </w:rPr>
-        <w:t>Una revisión de código es la lectura sistemática del código de otra persona con el fin de encontrar problemas antes de que lleguen al usuario, y de paso repartir conocimiento en el equipo. En la industria esto no es opcional: nadie mezcla su trabajo al proyecto sin que alguien más lo apruebe, y esa aprobación deja rastro escrito. Conviene decirlo claro porque el estudiante llega con dos ideas equivocadas: que la revisión es un examen donde lo van a rajar, o que es un trámite para poner 'todo bien' y salir rápido. No es ninguna de las dos. Es un control de calidad barato: encontrar hoy que buscarPorId devuelve null y nadie lo valida cuesta diez minutos; encontrarlo el día de la sustentación, con la ventana de VetCare congelada y la clínica Huellitas sin poder mostrar el expediente de Firulais, cuesta la nota y la credibilidad. Además la revisión enseña: quien lee el proyecto ajeno descubre una forma distinta de organizar el repositorio o de validar la edad, y se la lleva para el suyo. Hoy no hay tema técnico nuevo; hoy se entrena criterio, que es la habilidad que separa a alguien que escribe código de alguien que responde por él.</w:t>
+        <w:t>Apoyo por diapositiva</w:t>
       </w:r>
     </w:p>
     <w:p>
@@ -208,47 +211,180 @@
           <w:color w:val="4A4A49"/>
           <w:sz w:val="22"/>
         </w:rPr>
-        <w:t>Revisar no es leer de arriba a abajo a ver qué salta: se revisa por capas y en orden de importancia, porque el tiempo es finito y el detalle cosmético es el que más tienta. Primera capa: ¿el proyecto abre y hace lo que dice hacer? Se ejecuta antes de opinar. Segunda capa: corrección y casos borde, que en VetCare son siempre los mismos y hay que buscarlos a propósito: edad negativa o con letras, campos vacíos, ID repetido, buscar un ID que no existe, cerrar sin haber registrado nada, archivo mascotas.csv inexistente o con una línea dañada. Tercera capa: diseño y responsabilidades, es decir si hay clases de verdad o solo arreglos de String, si los atributos son privados, y si la ventana está haciendo de repositorio escribiendo archivos por su cuenta. Cuarta capa: manejo de errores, con el catch vacío como sospechoso número uno. Quinta capa: legibilidad, o sea nombres, métodos largos y duplicación. Y solo al final, la sexta: formato e indentación, que es la que menos vale y la que todo el mundo comenta primero. Si un informe de revisión de VetCare tiene ocho comentarios de espacios y ninguno sobre el NullPointerException al buscar un ID inexistente, esa revisión no sirvió.</w:t>
+        <w:t xml:space="preserve">Todo lo que hay que decir </w:t>
       </w:r>
-    </w:p>
-    <w:p>
+      <w:r>
+        <w:rPr>
+          <w:b/>
+          <w:color w:val="4A4A49"/>
+          <w:sz w:val="22"/>
+        </w:rPr>
+        <w:t>esta proyectado</w:t>
+      </w:r>
       <w:r>
         <w:rPr>
           <w:b w:val="0"/>
           <w:color w:val="4A4A49"/>
           <w:sz w:val="22"/>
         </w:rPr>
-        <w:t>La retroalimentación útil tiene una estructura, y esa estructura se enseña con plantilla porque a punta de buena intención no sale. Primero, se habla del código y nunca de la persona: 'el método guarda sin validar' y jamás 'usted no valida nada'. Segundo, se aporta evidencia localizable: archivo y línea, o el paso exacto para reproducirlo. Tercero, se explica el impacto, es decir qué se rompe y cuándo, porque un hallazgo sin consecuencia no convence a nadie. Cuarto, se propone una salida concreta. Compare las dos versiones. Mala: 'el manejo de errores está horrible'. Buena: 'En VentanaPrincipal.java línea 84 el catch (Exception e) está vacío; si el disco está lleno la mascota registrada se pierde y el usuario ve el mensaje de éxito igual. Sugerencia: mostrar un JOptionPane con e.getMessage() y no limpiar el formulario hasta confirmar el guardado'. La segunda se puede atender esta tarde; la primera solo produce rabia. Dos reglas más: cuando hay duda se pregunta en vez de afirmar ('¿qué pasa si el usuario deja la edad vacía?'), y cada hallazgo se etiqueta como bloqueante, mayor o menor, porque un informe con cuarenta comentarios del mismo peso no lo atiende nadie.</w:t>
+        <w:t>. Esta seccion dice que subrayar en cada lamina, no repite su contenido.</w:t>
       </w:r>
     </w:p>
     <w:p>
+      <w:r>
+        <w:rPr>
+          <w:b/>
+          <w:color w:val="4A4A49"/>
+          <w:sz w:val="22"/>
+        </w:rPr>
+        <w:t>Una revisión de código es la lectura sistemática del código de otra...</w:t>
+      </w:r>
       <w:r>
         <w:rPr>
           <w:b w:val="0"/>
           <w:color w:val="4A4A49"/>
           <w:sz w:val="22"/>
         </w:rPr>
-        <w:t>El checklist es lo que impide que la revisión se vuelva una conversación de gustos. Se construye directamente con los requisitos del PI de VetCare, y sus ítems son binarios y verificables: ¿existe al menos una clase del dominio con atributos privados y getters, o los datos andan sueltos en arreglos de String? ¿se usa una colección de Java para administrar las mascotas? ¿la interfaz gráfica muestra la lista y permite registrar y buscar? ¿hay try-catch en las fronteras, es decir donde entra texto del usuario y donde se toca el archivo? ¿el proyecto guarda y recupera datos de un .txt o .csv? ¿hay algún catch vacío? ¿algún método pasa de cincuenta líneas? ¿hay bloques duplicados? Cada ítem se marca cumple, no cumple o no aplica, y el 'no cumple' obliga a escribir la evidencia archivo:línea. Esto tiene tres efectos: hace comparables las revisiones entre unos y otros, evita que el revisor se quede solo con lo que le llamó la atención, y le da al autor del proyecto una lista de trabajo en vez de una sensación. El checklist no reemplaza el criterio; lo ordena, que es distinto.</w:t>
+        <w:t xml:space="preserve"> — 7 vinetas.</w:t>
       </w:r>
     </w:p>
     <w:p>
+      <w:pPr>
+        <w:pStyle w:val="ListBullet2"/>
+      </w:pPr>
       <w:r>
         <w:rPr>
           <w:b w:val="0"/>
           <w:color w:val="4A4A49"/>
           <w:sz w:val="22"/>
         </w:rPr>
-        <w:t>Recibir la crítica también se practica, y es la mitad difícil. La reacción natural del autor es defenderse en caliente y explicar por qué lo hizo así; el protocolo de clase es otro: escuchar completo, pedir aclaración si el hallazgo no se entiende, y luego decidir con una de tres respuestas escritas: acepto y corrijo (con responsable y fecha), justifico por qué se queda como está, o difiero para después de la entrega. Todo eso queda en el plan de corrección y es lo que el docente revisa. Del lado del revisor también hay deberes: verificar antes de acusar, porque un hallazgo falso como 'esto no compila' cuando en realidad faltaba abrir el proyecto correcto quema la credibilidad de todo el informe. Hay tres antipatrones que van a aparecer y conviene nombrarlos de una vez: la revisión de sello, que aprueba en dos minutos sin haber ejecutado nada; la revisión de gusto personal, que solo señala estilo e indentación; y la revisión que rediseña el proyecto ajeno, donde el revisor propone rehacer VetCare con su propia arquitectura en vez de señalar problemas concretos del que tiene enfrente.</w:t>
+        <w:t>Conviene decirlo claro porque el estudiante llega con dos ideas equivocadas: que la revisión es un examen donde lo van a rajar, o que es un trámite para poner 'todo bien' y salir rápido.</w:t>
       </w:r>
     </w:p>
     <w:p>
+      <w:r>
+        <w:rPr>
+          <w:b/>
+          <w:color w:val="4A4A49"/>
+          <w:sz w:val="22"/>
+        </w:rPr>
+        <w:t>Revisar no es leer de arriba a abajo a ver qué salta: se revisa por... (1/2)</w:t>
+      </w:r>
       <w:r>
         <w:rPr>
           <w:b w:val="0"/>
           <w:color w:val="4A4A49"/>
           <w:sz w:val="22"/>
         </w:rPr>
-        <w:t>Error tipico del docente que no domina el tema: cree que revisar código es leer y decir si le gusta, entonces la sesión se convierte en un intercambio de opiniones sobre llaves e indentación mientras el NullPointerException sigue vivo; o peor, convierte la revisión en calificación entre estudiantes y se le arma la pelea en clase, porque nadie recibe bien que un compañero le ponga la nota. Otro error muy frecuente es no exigir que el revisor ejecute el proyecto antes de escribir: así aparecen hallazgos inventados y el autor se defiende con razón, con lo cual la actividad pierde toda autoridad. Y un tercero: no dar plantilla ni checklist, esperando que el criterio salga solo. El manejo correcto es explícito desde el minuto uno: la nota la pone el docente y el informe de quien revisa es un insumo, no una sentencia; todo hallazgo va con evidencia reproducible; se revisa el código y nunca a la persona; y el docente modela en vivo, con VetCareParaRevisar.java proyectado, cómo se reescribe un comentario agresivo en uno accionable. Un docente que nunca ha recibido una revisión de su propio código tiende a defender el suyo igual que el estudiante, y por eso conviene que empiece dejando revisar el archivo de la demo.</w:t>
+        <w:t xml:space="preserve"> — 6 vinetas.</w:t>
+      </w:r>
+    </w:p>
+    <w:p>
+      <w:r>
+        <w:rPr>
+          <w:b/>
+          <w:color w:val="4A4A49"/>
+          <w:sz w:val="22"/>
+        </w:rPr>
+        <w:t>Revisar no es leer de arriba a abajo a ver qué salta: se revisa por... (2/2)</w:t>
+      </w:r>
+      <w:r>
+        <w:rPr>
+          <w:b w:val="0"/>
+          <w:color w:val="4A4A49"/>
+          <w:sz w:val="22"/>
+        </w:rPr>
+        <w:t xml:space="preserve"> — 4 vinetas.</w:t>
+      </w:r>
+    </w:p>
+    <w:p>
+      <w:r>
+        <w:rPr>
+          <w:b/>
+          <w:color w:val="4A4A49"/>
+          <w:sz w:val="22"/>
+        </w:rPr>
+        <w:t>La retroalimentación útil tiene una estructura, y esa estructura se... (1/2)</w:t>
+      </w:r>
+      <w:r>
+        <w:rPr>
+          <w:b w:val="0"/>
+          <w:color w:val="4A4A49"/>
+          <w:sz w:val="22"/>
+        </w:rPr>
+        <w:t xml:space="preserve"> — 8 vinetas.</w:t>
+      </w:r>
+    </w:p>
+    <w:p>
+      <w:r>
+        <w:rPr>
+          <w:b/>
+          <w:color w:val="4A4A49"/>
+          <w:sz w:val="22"/>
+        </w:rPr>
+        <w:t>La retroalimentación útil tiene una estructura, y esa estructura se... (2/2)</w:t>
+      </w:r>
+      <w:r>
+        <w:rPr>
+          <w:b w:val="0"/>
+          <w:color w:val="4A4A49"/>
+          <w:sz w:val="22"/>
+        </w:rPr>
+        <w:t xml:space="preserve"> — 3 vinetas.</w:t>
+      </w:r>
+    </w:p>
+    <w:p>
+      <w:r>
+        <w:rPr>
+          <w:b/>
+          <w:color w:val="4A4A49"/>
+          <w:sz w:val="22"/>
+        </w:rPr>
+        <w:t>El checklist es lo que impide que la revisión se vuelva una... (1/2)</w:t>
+      </w:r>
+      <w:r>
+        <w:rPr>
+          <w:b w:val="0"/>
+          <w:color w:val="4A4A49"/>
+          <w:sz w:val="22"/>
+        </w:rPr>
+        <w:t xml:space="preserve"> — 6 vinetas.</w:t>
+      </w:r>
+    </w:p>
+    <w:p>
+      <w:r>
+        <w:rPr>
+          <w:b/>
+          <w:color w:val="4A4A49"/>
+          <w:sz w:val="22"/>
+        </w:rPr>
+        <w:t>El checklist es lo que impide que la revisión se vuelva una... (2/2)</w:t>
+      </w:r>
+      <w:r>
+        <w:rPr>
+          <w:b w:val="0"/>
+          <w:color w:val="4A4A49"/>
+          <w:sz w:val="22"/>
+        </w:rPr>
+        <w:t xml:space="preserve"> — 6 vinetas.</w:t>
+      </w:r>
+    </w:p>
+    <w:p>
+      <w:r>
+        <w:rPr>
+          <w:b/>
+          <w:color w:val="4A4A49"/>
+          <w:sz w:val="22"/>
+        </w:rPr>
+        <w:t>Recibir la crítica también se practica, y es la mitad difícil</w:t>
+      </w:r>
+      <w:r>
+        <w:rPr>
+          <w:b w:val="0"/>
+          <w:color w:val="4A4A49"/>
+          <w:sz w:val="22"/>
+        </w:rPr>
+        <w:t xml:space="preserve"> — 7 vinetas.</w:t>
       </w:r>
     </w:p>
     <w:p>

--- a/Programacion II/Kit docente/Clase 11/Guion Docente Clase 11 - Revision de codigo cruzada.docx
+++ b/Programacion II/Kit docente/Clase 11/Guion Docente Clase 11 - Revision de codigo cruzada.docx
@@ -237,7 +237,7 @@
           <w:color w:val="4A4A49"/>
           <w:sz w:val="22"/>
         </w:rPr>
-        <w:t>Una revisión de código es la lectura sistemática del código de otra...</w:t>
+        <w:t>Una revisión de código es la lectura sistemática del código de otra... (1/2)</w:t>
       </w:r>
       <w:r>
         <w:rPr>
@@ -245,7 +245,7 @@
           <w:color w:val="4A4A49"/>
           <w:sz w:val="22"/>
         </w:rPr>
-        <w:t xml:space="preserve"> — 7 vinetas.</w:t>
+        <w:t xml:space="preserve"> — 5 vinetas.</w:t>
       </w:r>
     </w:p>
     <w:p>
@@ -268,6 +268,24 @@
           <w:color w:val="4A4A49"/>
           <w:sz w:val="22"/>
         </w:rPr>
+        <w:t>Una revisión de código es la lectura sistemática del código de otra... (2/2)</w:t>
+      </w:r>
+      <w:r>
+        <w:rPr>
+          <w:b w:val="0"/>
+          <w:color w:val="4A4A49"/>
+          <w:sz w:val="22"/>
+        </w:rPr>
+        <w:t xml:space="preserve"> — 2 vinetas.</w:t>
+      </w:r>
+    </w:p>
+    <w:p>
+      <w:r>
+        <w:rPr>
+          <w:b/>
+          <w:color w:val="4A4A49"/>
+          <w:sz w:val="22"/>
+        </w:rPr>
         <w:t>Revisar no es leer de arriba a abajo a ver qué salta: se revisa por... (1/2)</w:t>
       </w:r>
       <w:r>
@@ -276,7 +294,46 @@
           <w:color w:val="4A4A49"/>
           <w:sz w:val="22"/>
         </w:rPr>
-        <w:t xml:space="preserve"> — 6 vinetas.</w:t>
+        <w:t xml:space="preserve"> — 4 vinetas.</w:t>
+      </w:r>
+    </w:p>
+    <w:p>
+      <w:pPr>
+        <w:pStyle w:val="ListBullet2"/>
+      </w:pPr>
+      <w:r>
+        <w:rPr>
+          <w:b w:val="0"/>
+          <w:color w:val="4A4A49"/>
+          <w:sz w:val="22"/>
+        </w:rPr>
+        <w:t>Se ejecuta antes de opinar.</w:t>
+      </w:r>
+    </w:p>
+    <w:p>
+      <w:pPr>
+        <w:pStyle w:val="ListBullet2"/>
+      </w:pPr>
+      <w:r>
+        <w:rPr>
+          <w:b w:val="0"/>
+          <w:color w:val="4A4A49"/>
+          <w:sz w:val="22"/>
+        </w:rPr>
+        <w:t>Y solo al final, la sexta: formato e indentación, que es la que menos vale y la que todo el mundo comenta primero.</w:t>
+      </w:r>
+    </w:p>
+    <w:p>
+      <w:pPr>
+        <w:pStyle w:val="ListBullet2"/>
+      </w:pPr>
+      <w:r>
+        <w:rPr>
+          <w:b w:val="0"/>
+          <w:color w:val="4A4A49"/>
+          <w:sz w:val="22"/>
+        </w:rPr>
+        <w:t>Si un informe de revisión de VetCare tiene ocho comentarios de espacios y ninguno sobre el NullPointerException al buscar un ID inexistente, esa revisión no sirvió.</w:t>
       </w:r>
     </w:p>
     <w:p>
@@ -294,7 +351,7 @@
           <w:color w:val="4A4A49"/>
           <w:sz w:val="22"/>
         </w:rPr>
-        <w:t xml:space="preserve"> — 4 vinetas.</w:t>
+        <w:t xml:space="preserve"> — 3 vinetas.</w:t>
       </w:r>
     </w:p>
     <w:p>
@@ -312,7 +369,59 @@
           <w:color w:val="4A4A49"/>
           <w:sz w:val="22"/>
         </w:rPr>
-        <w:t xml:space="preserve"> — 8 vinetas.</w:t>
+        <w:t xml:space="preserve"> — 5 vinetas.</w:t>
+      </w:r>
+    </w:p>
+    <w:p>
+      <w:pPr>
+        <w:pStyle w:val="ListBullet2"/>
+      </w:pPr>
+      <w:r>
+        <w:rPr>
+          <w:b w:val="0"/>
+          <w:color w:val="4A4A49"/>
+          <w:sz w:val="22"/>
+        </w:rPr>
+        <w:t>La retroalimentación útil tiene una estructura, y esa estructura se enseña con plantilla porque a punta de buena intención no sale.</w:t>
+      </w:r>
+    </w:p>
+    <w:p>
+      <w:pPr>
+        <w:pStyle w:val="ListBullet2"/>
+      </w:pPr>
+      <w:r>
+        <w:rPr>
+          <w:b w:val="0"/>
+          <w:color w:val="4A4A49"/>
+          <w:sz w:val="22"/>
+        </w:rPr>
+        <w:t>Cuarto, se propone una salida concreta.</w:t>
+      </w:r>
+    </w:p>
+    <w:p>
+      <w:pPr>
+        <w:pStyle w:val="ListBullet2"/>
+      </w:pPr>
+      <w:r>
+        <w:rPr>
+          <w:b w:val="0"/>
+          <w:color w:val="4A4A49"/>
+          <w:sz w:val="22"/>
+        </w:rPr>
+        <w:t>Compare las dos versiones.</w:t>
+      </w:r>
+    </w:p>
+    <w:p>
+      <w:pPr>
+        <w:pStyle w:val="ListBullet2"/>
+      </w:pPr>
+      <w:r>
+        <w:rPr>
+          <w:b w:val="0"/>
+          <w:color w:val="4A4A49"/>
+          <w:sz w:val="22"/>
+        </w:rPr>
+        <w:t>La segunda se puede atender esta tarde; la primera solo produce rabia.</w:t>
       </w:r>
     </w:p>
     <w:p>
@@ -330,7 +439,7 @@
           <w:color w:val="4A4A49"/>
           <w:sz w:val="22"/>
         </w:rPr>
-        <w:t xml:space="preserve"> — 3 vinetas.</w:t>
+        <w:t xml:space="preserve"> — 2 vinetas.</w:t>
       </w:r>
     </w:p>
     <w:p>
@@ -348,7 +457,59 @@
           <w:color w:val="4A4A49"/>
           <w:sz w:val="22"/>
         </w:rPr>
-        <w:t xml:space="preserve"> — 6 vinetas.</w:t>
+        <w:t xml:space="preserve"> — 4 vinetas.</w:t>
+      </w:r>
+    </w:p>
+    <w:p>
+      <w:pPr>
+        <w:pStyle w:val="ListBullet2"/>
+      </w:pPr>
+      <w:r>
+        <w:rPr>
+          <w:b w:val="0"/>
+          <w:color w:val="4A4A49"/>
+          <w:sz w:val="22"/>
+        </w:rPr>
+        <w:t>¿la interfaz gráfica muestra la lista y permite registrar y buscar?</w:t>
+      </w:r>
+    </w:p>
+    <w:p>
+      <w:pPr>
+        <w:pStyle w:val="ListBullet2"/>
+      </w:pPr>
+      <w:r>
+        <w:rPr>
+          <w:b w:val="0"/>
+          <w:color w:val="4A4A49"/>
+          <w:sz w:val="22"/>
+        </w:rPr>
+        <w:t>¿hay algún catch vacío?</w:t>
+      </w:r>
+    </w:p>
+    <w:p>
+      <w:pPr>
+        <w:pStyle w:val="ListBullet2"/>
+      </w:pPr>
+      <w:r>
+        <w:rPr>
+          <w:b w:val="0"/>
+          <w:color w:val="4A4A49"/>
+          <w:sz w:val="22"/>
+        </w:rPr>
+        <w:t>¿algún método pasa de cincuenta líneas?</w:t>
+      </w:r>
+    </w:p>
+    <w:p>
+      <w:pPr>
+        <w:pStyle w:val="ListBullet2"/>
+      </w:pPr>
+      <w:r>
+        <w:rPr>
+          <w:b w:val="0"/>
+          <w:color w:val="4A4A49"/>
+          <w:sz w:val="22"/>
+        </w:rPr>
+        <w:t>¿hay bloques duplicados?</w:t>
       </w:r>
     </w:p>
     <w:p>
@@ -366,7 +527,7 @@
           <w:color w:val="4A4A49"/>
           <w:sz w:val="22"/>
         </w:rPr>
-        <w:t xml:space="preserve"> — 6 vinetas.</w:t>
+        <w:t xml:space="preserve"> — 4 vinetas.</w:t>
       </w:r>
     </w:p>
     <w:p>
@@ -376,7 +537,79 @@
           <w:color w:val="4A4A49"/>
           <w:sz w:val="22"/>
         </w:rPr>
-        <w:t>Recibir la crítica también se practica, y es la mitad difícil</w:t>
+        <w:t>Recibir la crítica también se practica, y es la mitad difícil (1/2)</w:t>
+      </w:r>
+      <w:r>
+        <w:rPr>
+          <w:b w:val="0"/>
+          <w:color w:val="4A4A49"/>
+          <w:sz w:val="22"/>
+        </w:rPr>
+        <w:t xml:space="preserve"> — 5 vinetas.</w:t>
+      </w:r>
+    </w:p>
+    <w:p>
+      <w:r>
+        <w:rPr>
+          <w:b/>
+          <w:color w:val="4A4A49"/>
+          <w:sz w:val="22"/>
+        </w:rPr>
+        <w:t>Recibir la crítica también se practica, y es la mitad difícil (2/2)</w:t>
+      </w:r>
+      <w:r>
+        <w:rPr>
+          <w:b w:val="0"/>
+          <w:color w:val="4A4A49"/>
+          <w:sz w:val="22"/>
+        </w:rPr>
+        <w:t xml:space="preserve"> — 2 vinetas.</w:t>
+      </w:r>
+    </w:p>
+    <w:p>
+      <w:r>
+        <w:rPr>
+          <w:b/>
+          <w:color w:val="4A4A49"/>
+          <w:sz w:val="22"/>
+        </w:rPr>
+        <w:t>VetCareParaRevisar.java — class VetCareParaRevisar</w:t>
+      </w:r>
+      <w:r>
+        <w:rPr>
+          <w:b w:val="0"/>
+          <w:color w:val="4A4A49"/>
+          <w:sz w:val="22"/>
+        </w:rPr>
+        <w:t xml:space="preserve"> — 4 vinetas.</w:t>
+      </w:r>
+    </w:p>
+    <w:p>
+      <w:r>
+        <w:rPr>
+          <w:b/>
+          <w:color w:val="4A4A49"/>
+          <w:sz w:val="22"/>
+        </w:rPr>
+        <w:t>VetCareParaRevisar.java — main() (1/2)</w:t>
+      </w:r>
+      <w:r>
+        <w:rPr>
+          <w:b w:val="0"/>
+          <w:color w:val="4A4A49"/>
+          <w:sz w:val="22"/>
+        </w:rPr>
+        <w:t xml:space="preserve"> — 20 vinetas.</w:t>
+      </w:r>
+    </w:p>
+    <w:p>
+      <w:r>
+        <w:rPr>
+          <w:b/>
+          <w:color w:val="4A4A49"/>
+          <w:sz w:val="22"/>
+        </w:rPr>
+        <w:t>VetCareParaRevisar.java — main() (2/2)</w:t>
       </w:r>
       <w:r>
         <w:rPr>
@@ -385,6 +618,78 @@
           <w:sz w:val="22"/>
         </w:rPr>
         <w:t xml:space="preserve"> — 7 vinetas.</w:t>
+      </w:r>
+    </w:p>
+    <w:p>
+      <w:r>
+        <w:rPr>
+          <w:b/>
+          <w:color w:val="4A4A49"/>
+          <w:sz w:val="22"/>
+        </w:rPr>
+        <w:t>VetCareParaRevisar.java — proceso()</w:t>
+      </w:r>
+      <w:r>
+        <w:rPr>
+          <w:b w:val="0"/>
+          <w:color w:val="4A4A49"/>
+          <w:sz w:val="22"/>
+        </w:rPr>
+        <w:t xml:space="preserve"> — 19 vinetas.</w:t>
+      </w:r>
+    </w:p>
+    <w:p>
+      <w:r>
+        <w:rPr>
+          <w:b/>
+          <w:color w:val="4A4A49"/>
+          <w:sz w:val="22"/>
+        </w:rPr>
+        <w:t>VetCareParaRevisar.java — buscarPorId()</w:t>
+      </w:r>
+      <w:r>
+        <w:rPr>
+          <w:b w:val="0"/>
+          <w:color w:val="4A4A49"/>
+          <w:sz w:val="22"/>
+        </w:rPr>
+        <w:t xml:space="preserve"> — 9 vinetas.</w:t>
+      </w:r>
+    </w:p>
+    <w:p>
+      <w:r>
+        <w:rPr>
+          <w:b/>
+          <w:color w:val="4A4A49"/>
+          <w:sz w:val="22"/>
+        </w:rPr>
+        <w:t>VetCareParaRevisar.java — imprimirFicha()</w:t>
+      </w:r>
+      <w:r>
+        <w:rPr>
+          <w:b w:val="0"/>
+          <w:color w:val="4A4A49"/>
+          <w:sz w:val="22"/>
+        </w:rPr>
+        <w:t xml:space="preserve"> — 12 vinetas.</w:t>
+      </w:r>
+    </w:p>
+    <w:p>
+      <w:r>
+        <w:rPr>
+          <w:b/>
+          <w:color w:val="4A4A49"/>
+          <w:sz w:val="22"/>
+        </w:rPr>
+        <w:t>VetCareParaRevisar.java — buscarDeNuevo()</w:t>
+      </w:r>
+      <w:r>
+        <w:rPr>
+          <w:b w:val="0"/>
+          <w:color w:val="4A4A49"/>
+          <w:sz w:val="22"/>
+        </w:rPr>
+        <w:t xml:space="preserve"> — 10 vinetas.</w:t>
       </w:r>
     </w:p>
     <w:p>

--- a/Programacion II/Kit docente/Clase 11/Guion Docente Clase 11 - Revision de codigo cruzada.docx
+++ b/Programacion II/Kit docente/Clase 11/Guion Docente Clase 11 - Revision de codigo cruzada.docx
@@ -794,7 +794,7 @@
           <w:color w:val="4A4A49"/>
           <w:sz w:val="22"/>
         </w:rPr>
-        <w:t>Cubrir el fundamento de arriba apoyandose en la slide «Teoria Core» y en la de codigo</w:t>
+        <w:t>Cubrir el fundamento de arriba apoyandose en las laminas de concepto y en las de codigo</w:t>
       </w:r>
     </w:p>
     <w:p>
@@ -804,7 +804,7 @@
           <w:color w:val="4A4A49"/>
           <w:sz w:val="22"/>
         </w:rPr>
-        <w:t>proyectable. Cada 8-10 min, amarrar al producto: «esto es lo que van a dejar hoy en VetCare».</w:t>
+        <w:t>(lo que hay que subrayar esta tambien en las notas del presentador de cada lamina). Cada 8-10 min, amarrar al producto: «esto es lo que van a dejar hoy en VetCare».</w:t>
       </w:r>
     </w:p>
     <w:p>
@@ -889,7 +889,36 @@
           <w:color w:val="1A1C1D"/>
           <w:sz w:val="32"/>
         </w:rPr>
-        <w:t>60-105 · Taller guiado = avance del PI</w:t>
+        <w:t>60-105 · Taller guiado (opcional) = avance del PI</w:t>
+      </w:r>
+    </w:p>
+    <w:p>
+      <w:r>
+        <w:rPr>
+          <w:b w:val="0"/>
+          <w:color w:val="4A4A49"/>
+          <w:sz w:val="22"/>
+        </w:rPr>
+        <w:t>Opcional: no tiene lamina en el deck. La guia esta en</w:t>
+      </w:r>
+    </w:p>
+    <w:p>
+      <w:r>
+        <w:rPr>
+          <w:rFonts w:ascii="Consolas" w:hAnsi="Consolas"/>
+          <w:b w:val="0"/>
+          <w:color w:val="111111"/>
+          <w:sz w:val="21"/>
+        </w:rPr>
+        <w:t>Clases/Clase 11 - Revision de codigo cruzada/Taller PI - Clase 11 - VetCare.docx</w:t>
+      </w:r>
+      <w:r>
+        <w:rPr>
+          <w:b w:val="0"/>
+          <w:color w:val="4A4A49"/>
+          <w:sz w:val="22"/>
+        </w:rPr>
+        <w:t>; si hoy no se hace, se extiende la demo y la practica libre.</w:t>
       </w:r>
     </w:p>
     <w:p>
@@ -1025,7 +1054,24 @@
           <w:color w:val="4A4A49"/>
           <w:sz w:val="22"/>
         </w:rPr>
-        <w:t>Repasar el checklist de la slide de criterios.</w:t>
+        <w:t xml:space="preserve">Si hubo taller, repasar los criterios de exito del </w:t>
+      </w:r>
+      <w:r>
+        <w:rPr>
+          <w:rFonts w:ascii="Consolas" w:hAnsi="Consolas"/>
+          <w:b w:val="0"/>
+          <w:color w:val="111111"/>
+          <w:sz w:val="21"/>
+        </w:rPr>
+        <w:t>Taller PI - Clase 11 - VetCare.docx</w:t>
+      </w:r>
+      <w:r>
+        <w:rPr>
+          <w:b w:val="0"/>
+          <w:color w:val="4A4A49"/>
+          <w:sz w:val="22"/>
+        </w:rPr>
+        <w:t xml:space="preserve"> (no estan en el deck).</w:t>
       </w:r>
     </w:p>
     <w:p>

--- a/Programacion II/Kit docente/Clase 11/Guion Docente Clase 11 - Revision de codigo cruzada.docx
+++ b/Programacion II/Kit docente/Clase 11/Guion Docente Clase 11 - Revision de codigo cruzada.docx
@@ -573,7 +573,7 @@
           <w:color w:val="4A4A49"/>
           <w:sz w:val="22"/>
         </w:rPr>
-        <w:t>VetCareParaRevisar.java — class VetCareParaRevisar</w:t>
+        <w:t>ClinicaParaRevisar.java — class ClinicaParaRevisar</w:t>
       </w:r>
       <w:r>
         <w:rPr>
@@ -591,7 +591,7 @@
           <w:color w:val="4A4A49"/>
           <w:sz w:val="22"/>
         </w:rPr>
-        <w:t>VetCareParaRevisar.java — main() (1/2)</w:t>
+        <w:t>ClinicaParaRevisar.java — main() (1/2)</w:t>
       </w:r>
       <w:r>
         <w:rPr>
@@ -609,7 +609,7 @@
           <w:color w:val="4A4A49"/>
           <w:sz w:val="22"/>
         </w:rPr>
-        <w:t>VetCareParaRevisar.java — main() (2/2)</w:t>
+        <w:t>ClinicaParaRevisar.java — main() (2/2)</w:t>
       </w:r>
       <w:r>
         <w:rPr>
@@ -627,7 +627,7 @@
           <w:color w:val="4A4A49"/>
           <w:sz w:val="22"/>
         </w:rPr>
-        <w:t>VetCareParaRevisar.java — proceso()</w:t>
+        <w:t>ClinicaParaRevisar.java — proceso()</w:t>
       </w:r>
       <w:r>
         <w:rPr>
@@ -645,7 +645,7 @@
           <w:color w:val="4A4A49"/>
           <w:sz w:val="22"/>
         </w:rPr>
-        <w:t>VetCareParaRevisar.java — buscarPorId()</w:t>
+        <w:t>ClinicaParaRevisar.java — buscarPorId()</w:t>
       </w:r>
       <w:r>
         <w:rPr>
@@ -663,7 +663,7 @@
           <w:color w:val="4A4A49"/>
           <w:sz w:val="22"/>
         </w:rPr>
-        <w:t>VetCareParaRevisar.java — imprimirFicha()</w:t>
+        <w:t>ClinicaParaRevisar.java — imprimirFicha()</w:t>
       </w:r>
       <w:r>
         <w:rPr>
@@ -681,7 +681,7 @@
           <w:color w:val="4A4A49"/>
           <w:sz w:val="22"/>
         </w:rPr>
-        <w:t>VetCareParaRevisar.java — buscarDeNuevo()</w:t>
+        <w:t>ClinicaParaRevisar.java — buscarDeNuevo()</w:t>
       </w:r>
       <w:r>
         <w:rPr>
@@ -707,7 +707,7 @@
           <w:color w:val="4A4A49"/>
           <w:sz w:val="22"/>
         </w:rPr>
-        <w:t xml:space="preserve"> El docente proyecta VetCareParaRevisar.java, lo ejecuta en vivo, aplica el checklist delante del grupo y reescribe dos comentarios mal formulados del tipo 'este código es un desastre' en retroalimentación accionable.</w:t>
+        <w:t xml:space="preserve"> El docente proyecta ClinicaParaRevisar.java, lo ejecuta en vivo, aplica el checklist delante del grupo y reescribe dos comentarios mal formulados del tipo 'este código es un desastre' en retroalimentación accionable.</w:t>
       </w:r>
     </w:p>
     <w:p>
@@ -855,7 +855,7 @@
           <w:color w:val="4A4A49"/>
           <w:sz w:val="22"/>
         </w:rPr>
-        <w:t>Demo: El docente proyecta VetCareParaRevisar.java, lo ejecuta en vivo, aplica el checklist delante del grupo y reescribe dos comentarios mal formulados del tipo 'este código es un desastre' en retroalimentación accionable.</w:t>
+        <w:t>Demo: El docente proyecta ClinicaParaRevisar.java, lo ejecuta en vivo, aplica el checklist delante del grupo y reescribe dos comentarios mal formulados del tipo 'este código es un desastre' en retroalimentación accionable.</w:t>
       </w:r>
     </w:p>
     <w:p>
@@ -876,7 +876,7 @@
           <w:color w:val="111111"/>
           <w:sz w:val="21"/>
         </w:rPr>
-        <w:t>Kit docente/Clase 11/Codigo/VetCareParaRevisar.java</w:t>
+        <w:t>Kit docente/Clase 11/Codigo/ClinicaParaRevisar.java</w:t>
       </w:r>
     </w:p>
     <w:p>

--- a/Programacion II/Kit docente/Clase 11/Guion Docente Clase 11 - Revision de codigo cruzada.docx
+++ b/Programacion II/Kit docente/Clase 11/Guion Docente Clase 11 - Revision de codigo cruzada.docx
@@ -211,23 +211,7 @@
           <w:color w:val="4A4A49"/>
           <w:sz w:val="22"/>
         </w:rPr>
-        <w:t xml:space="preserve">Todo lo que hay que decir </w:t>
-      </w:r>
-      <w:r>
-        <w:rPr>
-          <w:b/>
-          <w:color w:val="4A4A49"/>
-          <w:sz w:val="22"/>
-        </w:rPr>
-        <w:t>esta proyectado</w:t>
-      </w:r>
-      <w:r>
-        <w:rPr>
-          <w:b w:val="0"/>
-          <w:color w:val="4A4A49"/>
-          <w:sz w:val="22"/>
-        </w:rPr>
-        <w:t>. Esta seccion dice que subrayar en cada lamina, no repite su contenido.</w:t>
+        <w:t>Las ideas de cada concepto estan proyectadas y el desarrollo completo esta en las notas del presentador de su lamina. Aqui va, por lamina y en su orden, lo que hay que subrayar.</w:t>
       </w:r>
     </w:p>
     <w:p>
@@ -237,7 +221,7 @@
           <w:color w:val="4A4A49"/>
           <w:sz w:val="22"/>
         </w:rPr>
-        <w:t>Una revisión de código es la lectura sistemática del código de otra... (1/2)</w:t>
+        <w:t>[Slide 4] Qué es una revisión de código</w:t>
       </w:r>
       <w:r>
         <w:rPr>
@@ -245,7 +229,7 @@
           <w:color w:val="4A4A49"/>
           <w:sz w:val="22"/>
         </w:rPr>
-        <w:t xml:space="preserve"> — 5 vinetas.</w:t>
+        <w:t xml:space="preserve"> — 4 ideas proyectadas; el desarrollo, en las notas del presentador.</w:t>
       </w:r>
     </w:p>
     <w:p>
@@ -258,7 +242,7 @@
           <w:color w:val="4A4A49"/>
           <w:sz w:val="22"/>
         </w:rPr>
-        <w:t>Conviene decirlo claro porque el estudiante llega con dos ideas equivocadas: que la revisión es un examen donde lo van a rajar, o que es un trámite para poner 'todo bien' y salir rápido.</w:t>
+        <w:t>Subrayar: Conviene decirlo claro porque el estudiante llega con dos ideas equivocadas: que la revisión es un examen donde lo van a rajar, o que es un trámite para poner 'todo bien' y salir rápido.</w:t>
       </w:r>
     </w:p>
     <w:p>
@@ -268,7 +252,7 @@
           <w:color w:val="4A4A49"/>
           <w:sz w:val="22"/>
         </w:rPr>
-        <w:t>Una revisión de código es la lectura sistemática del código de otra... (2/2)</w:t>
+        <w:t>[Slide 5] El código a revisar: main()</w:t>
       </w:r>
       <w:r>
         <w:rPr>
@@ -276,7 +260,7 @@
           <w:color w:val="4A4A49"/>
           <w:sz w:val="22"/>
         </w:rPr>
-        <w:t xml:space="preserve"> — 2 vinetas.</w:t>
+        <w:t xml:space="preserve"> — codigo (13 lineas). Leerlo de arriba abajo y ejecutarlo en la demo.</w:t>
       </w:r>
     </w:p>
     <w:p>
@@ -286,7 +270,7 @@
           <w:color w:val="4A4A49"/>
           <w:sz w:val="22"/>
         </w:rPr>
-        <w:t>Revisar no es leer de arriba a abajo a ver qué salta: se revisa por... (1/2)</w:t>
+        <w:t>[Slide 6] Revisar por capas</w:t>
       </w:r>
       <w:r>
         <w:rPr>
@@ -294,7 +278,7 @@
           <w:color w:val="4A4A49"/>
           <w:sz w:val="22"/>
         </w:rPr>
-        <w:t xml:space="preserve"> — 4 vinetas.</w:t>
+        <w:t xml:space="preserve"> — 4 ideas proyectadas; el desarrollo, en las notas del presentador.</w:t>
       </w:r>
     </w:p>
     <w:p>
@@ -307,7 +291,7 @@
           <w:color w:val="4A4A49"/>
           <w:sz w:val="22"/>
         </w:rPr>
-        <w:t>Se ejecuta antes de opinar.</w:t>
+        <w:t>Subrayar: Se ejecuta antes de opinar.</w:t>
       </w:r>
     </w:p>
     <w:p>
@@ -320,7 +304,7 @@
           <w:color w:val="4A4A49"/>
           <w:sz w:val="22"/>
         </w:rPr>
-        <w:t>Y solo al final, la sexta: formato e indentación, que es la que menos vale y la que todo el mundo comenta primero.</w:t>
+        <w:t>Subrayar: Y solo al final, la sexta: formato e indentación, que es la que menos vale y la que todo el mundo comenta primero.</w:t>
       </w:r>
     </w:p>
     <w:p>
@@ -333,7 +317,7 @@
           <w:color w:val="4A4A49"/>
           <w:sz w:val="22"/>
         </w:rPr>
-        <w:t>Si un informe de revisión de VetCare tiene ocho comentarios de espacios y ninguno sobre el NullPointerException al buscar un ID inexistente, esa revisión no sirvió.</w:t>
+        <w:t>Subrayar: Si un informe de revisión de VetCare tiene ocho comentarios de espacios y ninguno sobre el NullPointerException al buscar un ID inexistente, esa revisión no sirvió.</w:t>
       </w:r>
     </w:p>
     <w:p>
@@ -343,7 +327,7 @@
           <w:color w:val="4A4A49"/>
           <w:sz w:val="22"/>
         </w:rPr>
-        <w:t>Revisar no es leer de arriba a abajo a ver qué salta: se revisa por... (2/2)</w:t>
+        <w:t>[Slide 7] proceso(): ¿qué capas fallan?</w:t>
       </w:r>
       <w:r>
         <w:rPr>
@@ -351,7 +335,7 @@
           <w:color w:val="4A4A49"/>
           <w:sz w:val="22"/>
         </w:rPr>
-        <w:t xml:space="preserve"> — 3 vinetas.</w:t>
+        <w:t xml:space="preserve"> — codigo (18 lineas). Leerlo de arriba abajo y ejecutarlo en la demo.</w:t>
       </w:r>
     </w:p>
     <w:p>
@@ -361,7 +345,7 @@
           <w:color w:val="4A4A49"/>
           <w:sz w:val="22"/>
         </w:rPr>
-        <w:t>La retroalimentación útil tiene una estructura, y esa estructura se... (1/2)</w:t>
+        <w:t>[Slide 8] Retroalimentación: evidencia, impacto, sugerencia</w:t>
       </w:r>
       <w:r>
         <w:rPr>
@@ -369,7 +353,7 @@
           <w:color w:val="4A4A49"/>
           <w:sz w:val="22"/>
         </w:rPr>
-        <w:t xml:space="preserve"> — 5 vinetas.</w:t>
+        <w:t xml:space="preserve"> — 4 ideas proyectadas; el desarrollo, en las notas del presentador.</w:t>
       </w:r>
     </w:p>
     <w:p>
@@ -382,7 +366,7 @@
           <w:color w:val="4A4A49"/>
           <w:sz w:val="22"/>
         </w:rPr>
-        <w:t>La retroalimentación útil tiene una estructura, y esa estructura se enseña con plantilla porque a punta de buena intención no sale.</w:t>
+        <w:t>Subrayar: La retroalimentación útil tiene una estructura, y esa estructura se enseña con plantilla porque a punta de buena intención no sale.</w:t>
       </w:r>
     </w:p>
     <w:p>
@@ -395,7 +379,7 @@
           <w:color w:val="4A4A49"/>
           <w:sz w:val="22"/>
         </w:rPr>
-        <w:t>Cuarto, se propone una salida concreta.</w:t>
+        <w:t>Subrayar: Cuarto, se propone una salida concreta.</w:t>
       </w:r>
     </w:p>
     <w:p>
@@ -408,7 +392,7 @@
           <w:color w:val="4A4A49"/>
           <w:sz w:val="22"/>
         </w:rPr>
-        <w:t>Compare las dos versiones.</w:t>
+        <w:t>Subrayar: Compare las dos versiones.</w:t>
       </w:r>
     </w:p>
     <w:p>
@@ -421,7 +405,7 @@
           <w:color w:val="4A4A49"/>
           <w:sz w:val="22"/>
         </w:rPr>
-        <w:t>La segunda se puede atender esta tarde; la primera solo produce rabia.</w:t>
+        <w:t>Subrayar: La segunda se puede atender esta tarde; la primera solo produce rabia.</w:t>
       </w:r>
     </w:p>
     <w:p>
@@ -431,7 +415,7 @@
           <w:color w:val="4A4A49"/>
           <w:sz w:val="22"/>
         </w:rPr>
-        <w:t>La retroalimentación útil tiene una estructura, y esa estructura se... (2/2)</w:t>
+        <w:t>[Slide 9] Dos búsquedas casi iguales</w:t>
       </w:r>
       <w:r>
         <w:rPr>
@@ -439,7 +423,7 @@
           <w:color w:val="4A4A49"/>
           <w:sz w:val="22"/>
         </w:rPr>
-        <w:t xml:space="preserve"> — 2 vinetas.</w:t>
+        <w:t xml:space="preserve"> — codigo (17 lineas). Leerlo de arriba abajo y ejecutarlo en la demo.</w:t>
       </w:r>
     </w:p>
     <w:p>
@@ -449,7 +433,7 @@
           <w:color w:val="4A4A49"/>
           <w:sz w:val="22"/>
         </w:rPr>
-        <w:t>El checklist es lo que impide que la revisión se vuelva una... (1/2)</w:t>
+        <w:t>[Slide 10] El checklist de revisión</w:t>
       </w:r>
       <w:r>
         <w:rPr>
@@ -457,7 +441,7 @@
           <w:color w:val="4A4A49"/>
           <w:sz w:val="22"/>
         </w:rPr>
-        <w:t xml:space="preserve"> — 4 vinetas.</w:t>
+        <w:t xml:space="preserve"> — 4 ideas proyectadas; el desarrollo, en las notas del presentador.</w:t>
       </w:r>
     </w:p>
     <w:p>
@@ -470,7 +454,7 @@
           <w:color w:val="4A4A49"/>
           <w:sz w:val="22"/>
         </w:rPr>
-        <w:t>¿la interfaz gráfica muestra la lista y permite registrar y buscar?</w:t>
+        <w:t>Subrayar: ¿la interfaz gráfica muestra la lista y permite registrar y buscar?</w:t>
       </w:r>
     </w:p>
     <w:p>
@@ -483,7 +467,7 @@
           <w:color w:val="4A4A49"/>
           <w:sz w:val="22"/>
         </w:rPr>
-        <w:t>¿hay algún catch vacío?</w:t>
+        <w:t>Subrayar: ¿hay algún catch vacío?</w:t>
       </w:r>
     </w:p>
     <w:p>
@@ -496,7 +480,7 @@
           <w:color w:val="4A4A49"/>
           <w:sz w:val="22"/>
         </w:rPr>
-        <w:t>¿algún método pasa de cincuenta líneas?</w:t>
+        <w:t>Subrayar: ¿algún método pasa de cincuenta líneas?</w:t>
       </w:r>
     </w:p>
     <w:p>
@@ -509,7 +493,7 @@
           <w:color w:val="4A4A49"/>
           <w:sz w:val="22"/>
         </w:rPr>
-        <w:t>¿hay bloques duplicados?</w:t>
+        <w:t>Subrayar: ¿hay bloques duplicados?</w:t>
       </w:r>
     </w:p>
     <w:p>
@@ -519,7 +503,7 @@
           <w:color w:val="4A4A49"/>
           <w:sz w:val="22"/>
         </w:rPr>
-        <w:t>El checklist es lo que impide que la revisión se vuelva una... (2/2)</w:t>
+        <w:t>[Slide 11] imprimirFicha(): el mismo bucle otra vez</w:t>
       </w:r>
       <w:r>
         <w:rPr>
@@ -527,7 +511,7 @@
           <w:color w:val="4A4A49"/>
           <w:sz w:val="22"/>
         </w:rPr>
-        <w:t xml:space="preserve"> — 4 vinetas.</w:t>
+        <w:t xml:space="preserve"> — codigo (11 lineas). Leerlo de arriba abajo y ejecutarlo en la demo.</w:t>
       </w:r>
     </w:p>
     <w:p>
@@ -537,7 +521,7 @@
           <w:color w:val="4A4A49"/>
           <w:sz w:val="22"/>
         </w:rPr>
-        <w:t>Recibir la crítica también se practica, y es la mitad difícil (1/2)</w:t>
+        <w:t>[Slide 12] Recibir la crítica</w:t>
       </w:r>
       <w:r>
         <w:rPr>
@@ -545,151 +529,56 @@
           <w:color w:val="4A4A49"/>
           <w:sz w:val="22"/>
         </w:rPr>
-        <w:t xml:space="preserve"> — 5 vinetas.</w:t>
+        <w:t xml:space="preserve"> — 4 ideas proyectadas; el desarrollo, en las notas del presentador.</w:t>
       </w:r>
     </w:p>
     <w:p>
-      <w:r>
-        <w:rPr>
-          <w:b/>
-          <w:color w:val="4A4A49"/>
-          <w:sz w:val="22"/>
-        </w:rPr>
-        <w:t>Recibir la crítica también se practica, y es la mitad difícil (2/2)</w:t>
-      </w:r>
+      <w:pPr>
+        <w:pStyle w:val="ListBullet2"/>
+      </w:pPr>
       <w:r>
         <w:rPr>
           <w:b w:val="0"/>
           <w:color w:val="4A4A49"/>
           <w:sz w:val="22"/>
         </w:rPr>
-        <w:t xml:space="preserve"> — 2 vinetas.</w:t>
+        <w:t>Subrayar: Hay tres antipatrones que van a aparecer y conviene nombrarlos de una vez: la revisión de sello, que aprueba en dos minutos sin haber ejecutado nada; la revisión de gusto personal, que solo señala estilo e indentación; y la revisión que rediseña el proyecto ajeno, donde el revisor propone rehacer VetCare con su propia arquitectura en vez de señalar problemas concretos del que tiene enfrente.</w:t>
       </w:r>
     </w:p>
     <w:p>
+      <w:pPr>
+        <w:spacing w:before="200" w:after="60"/>
+      </w:pPr>
       <w:r>
         <w:rPr>
           <w:b/>
-          <w:color w:val="4A4A49"/>
-          <w:sz w:val="22"/>
+          <w:color w:val="1A1C1D"/>
+          <w:sz w:val="32"/>
         </w:rPr>
-        <w:t>ClinicaParaRevisar.java — class ClinicaParaRevisar</w:t>
+        <w:t>Errores tipicos del docente que no domina el tema</w:t>
       </w:r>
+    </w:p>
+    <w:p>
       <w:r>
         <w:rPr>
           <w:b w:val="0"/>
           <w:color w:val="4A4A49"/>
           <w:sz w:val="22"/>
         </w:rPr>
-        <w:t xml:space="preserve"> — 4 vinetas.</w:t>
+        <w:t>Material de preparacion: no se proyecta.</w:t>
       </w:r>
     </w:p>
     <w:p>
-      <w:r>
-        <w:rPr>
-          <w:b/>
-          <w:color w:val="4A4A49"/>
-          <w:sz w:val="22"/>
-        </w:rPr>
-        <w:t>ClinicaParaRevisar.java — main() (1/2)</w:t>
-      </w:r>
+      <w:pPr>
+        <w:pStyle w:val="ListBullet"/>
+      </w:pPr>
       <w:r>
         <w:rPr>
           <w:b w:val="0"/>
           <w:color w:val="4A4A49"/>
           <w:sz w:val="22"/>
         </w:rPr>
-        <w:t xml:space="preserve"> — 20 vinetas.</w:t>
-      </w:r>
-    </w:p>
-    <w:p>
-      <w:r>
-        <w:rPr>
-          <w:b/>
-          <w:color w:val="4A4A49"/>
-          <w:sz w:val="22"/>
-        </w:rPr>
-        <w:t>ClinicaParaRevisar.java — main() (2/2)</w:t>
-      </w:r>
-      <w:r>
-        <w:rPr>
-          <w:b w:val="0"/>
-          <w:color w:val="4A4A49"/>
-          <w:sz w:val="22"/>
-        </w:rPr>
-        <w:t xml:space="preserve"> — 7 vinetas.</w:t>
-      </w:r>
-    </w:p>
-    <w:p>
-      <w:r>
-        <w:rPr>
-          <w:b/>
-          <w:color w:val="4A4A49"/>
-          <w:sz w:val="22"/>
-        </w:rPr>
-        <w:t>ClinicaParaRevisar.java — proceso()</w:t>
-      </w:r>
-      <w:r>
-        <w:rPr>
-          <w:b w:val="0"/>
-          <w:color w:val="4A4A49"/>
-          <w:sz w:val="22"/>
-        </w:rPr>
-        <w:t xml:space="preserve"> — 19 vinetas.</w:t>
-      </w:r>
-    </w:p>
-    <w:p>
-      <w:r>
-        <w:rPr>
-          <w:b/>
-          <w:color w:val="4A4A49"/>
-          <w:sz w:val="22"/>
-        </w:rPr>
-        <w:t>ClinicaParaRevisar.java — buscarPorId()</w:t>
-      </w:r>
-      <w:r>
-        <w:rPr>
-          <w:b w:val="0"/>
-          <w:color w:val="4A4A49"/>
-          <w:sz w:val="22"/>
-        </w:rPr>
-        <w:t xml:space="preserve"> — 9 vinetas.</w:t>
-      </w:r>
-    </w:p>
-    <w:p>
-      <w:r>
-        <w:rPr>
-          <w:b/>
-          <w:color w:val="4A4A49"/>
-          <w:sz w:val="22"/>
-        </w:rPr>
-        <w:t>ClinicaParaRevisar.java — imprimirFicha()</w:t>
-      </w:r>
-      <w:r>
-        <w:rPr>
-          <w:b w:val="0"/>
-          <w:color w:val="4A4A49"/>
-          <w:sz w:val="22"/>
-        </w:rPr>
-        <w:t xml:space="preserve"> — 12 vinetas.</w:t>
-      </w:r>
-    </w:p>
-    <w:p>
-      <w:r>
-        <w:rPr>
-          <w:b/>
-          <w:color w:val="4A4A49"/>
-          <w:sz w:val="22"/>
-        </w:rPr>
-        <w:t>ClinicaParaRevisar.java — buscarDeNuevo()</w:t>
-      </w:r>
-      <w:r>
-        <w:rPr>
-          <w:b w:val="0"/>
-          <w:color w:val="4A4A49"/>
-          <w:sz w:val="22"/>
-        </w:rPr>
-        <w:t xml:space="preserve"> — 10 vinetas.</w:t>
+        <w:t>Error tipico del docente que no domina el tema: cree que revisar código es leer y decir si le gusta, entonces la sesión se convierte en un intercambio de opiniones sobre llaves e indentación mientras el NullPointerException sigue vivo; o peor, convierte la revisión en calificación entre estudiantes y se le arma la pelea en clase, porque nadie recibe bien que un compañero le ponga la nota. Otro error muy frecuente es no exigir que el revisor ejecute el proyecto antes de escribir: así aparecen hallazgos inventados y el autor se defiende con razón, con lo cual la actividad pierde toda autoridad. Y un tercero: no dar plantilla ni checklist, esperando que el criterio salga solo. El manejo correcto es explícito desde el minuto uno: la nota la pone el docente y el informe de quien revisa es un insumo, no una sentencia; todo hallazgo va con evidencia reproducible; se revisa el código y nunca a la persona; y el docente modela en vivo, con ClinicaParaRevisar.java proyectado, cómo se reescribe un comentario agresivo en uno accionable. Un docente que nunca ha recibido una revisión de su propio código tiende a defender el suyo igual que el estudiante, y por eso conviene que empiece dejando revisar el archivo de la demo.</w:t>
       </w:r>
     </w:p>
     <w:p>

--- a/Programacion II/Kit docente/Clase 11/Guion Docente Clase 11 - Revision de codigo cruzada.docx
+++ b/Programacion II/Kit docente/Clase 11/Guion Docente Clase 11 - Revision de codigo cruzada.docx
@@ -260,7 +260,7 @@
           <w:color w:val="4A4A49"/>
           <w:sz w:val="22"/>
         </w:rPr>
-        <w:t xml:space="preserve"> — codigo (13 lineas). Leerlo de arriba abajo y ejecutarlo en la demo.</w:t>
+        <w:t xml:space="preserve"> — programa completo (50 lineas): se copia en Main.java y corre solo. Leerlo de arriba abajo y ejecutarlo; la salida esperada esta en las notas del presentador.</w:t>
       </w:r>
     </w:p>
     <w:p>
@@ -335,7 +335,7 @@
           <w:color w:val="4A4A49"/>
           <w:sz w:val="22"/>
         </w:rPr>
-        <w:t xml:space="preserve"> — codigo (18 lineas). Leerlo de arriba abajo y ejecutarlo en la demo.</w:t>
+        <w:t xml:space="preserve"> — programa completo (39 lineas): se copia en Main.java y corre solo. Leerlo de arriba abajo y ejecutarlo; la salida esperada esta en las notas del presentador.</w:t>
       </w:r>
     </w:p>
     <w:p>
@@ -423,7 +423,7 @@
           <w:color w:val="4A4A49"/>
           <w:sz w:val="22"/>
         </w:rPr>
-        <w:t xml:space="preserve"> — codigo (17 lineas). Leerlo de arriba abajo y ejecutarlo en la demo.</w:t>
+        <w:t xml:space="preserve"> — programa completo (36 lineas): se copia en Main.java y corre solo. Leerlo de arriba abajo y ejecutarlo; la salida esperada esta en las notas del presentador.</w:t>
       </w:r>
     </w:p>
     <w:p>
@@ -511,7 +511,7 @@
           <w:color w:val="4A4A49"/>
           <w:sz w:val="22"/>
         </w:rPr>
-        <w:t xml:space="preserve"> — codigo (11 lineas). Leerlo de arriba abajo y ejecutarlo en la demo.</w:t>
+        <w:t xml:space="preserve"> — programa completo (28 lineas): se copia en Main.java y corre solo. Leerlo de arriba abajo y ejecutarlo; la salida esperada esta en las notas del presentador.</w:t>
       </w:r>
     </w:p>
     <w:p>

--- a/Programacion II/Kit docente/Clase 11/Guion Docente Clase 11 - Revision de codigo cruzada.docx
+++ b/Programacion II/Kit docente/Clase 11/Guion Docente Clase 11 - Revision de codigo cruzada.docx
@@ -578,7 +578,7 @@
           <w:color w:val="4A4A49"/>
           <w:sz w:val="22"/>
         </w:rPr>
-        <w:t>Error tipico del docente que no domina el tema: cree que revisar código es leer y decir si le gusta, entonces la sesión se convierte en un intercambio de opiniones sobre llaves e indentación mientras el NullPointerException sigue vivo; o peor, convierte la revisión en calificación entre estudiantes y se le arma la pelea en clase, porque nadie recibe bien que un compañero le ponga la nota. Otro error muy frecuente es no exigir que el revisor ejecute el proyecto antes de escribir: así aparecen hallazgos inventados y el autor se defiende con razón, con lo cual la actividad pierde toda autoridad. Y un tercero: no dar plantilla ni checklist, esperando que el criterio salga solo. El manejo correcto es explícito desde el minuto uno: la nota la pone el docente y el informe de quien revisa es un insumo, no una sentencia; todo hallazgo va con evidencia reproducible; se revisa el código y nunca a la persona; y el docente modela en vivo, con ClinicaParaRevisar.java proyectado, cómo se reescribe un comentario agresivo en uno accionable. Un docente que nunca ha recibido una revisión de su propio código tiende a defender el suyo igual que el estudiante, y por eso conviene que empiece dejando revisar el archivo de la demo.</w:t>
+        <w:t>Error tipico del docente que no domina el tema: cree que revisar código es leer y decir si le gusta, entonces la sesión se convierte en un intercambio de opiniones sobre llaves e indentación mientras el NullPointerException sigue vivo; o peor, convierte la revisión en calificación entre estudiantes y se le arma la pelea en clase, porque nadie recibe bien que un compañero le ponga la nota. Otro error muy frecuente es no exigir que el revisor ejecute el proyecto antes de escribir: así aparecen hallazgos inventados y el autor se defiende con razón, con lo cual la actividad pierde toda autoridad. Y un tercero: no dar plantilla ni checklist, esperando que el criterio salga solo. El manejo correcto es explícito desde el minuto uno: la nota la pone el docente y el informe de quien revisa es un insumo, no una sentencia; todo hallazgo va con evidencia reproducible; se revisa el código y nunca a la persona; y el docente modela en vivo, con ClinicaParaRevisar.java proyectado, cómo se reescribe un comentario agresivo en uno útil. Un docente que nunca ha recibido una revisión de su propio código tiende a defender el suyo igual que el estudiante, y por eso conviene que empiece dejando revisar el archivo de la demo.</w:t>
       </w:r>
     </w:p>
     <w:p>
@@ -596,7 +596,7 @@
           <w:color w:val="4A4A49"/>
           <w:sz w:val="22"/>
         </w:rPr>
-        <w:t xml:space="preserve"> El docente proyecta ClinicaParaRevisar.java, lo ejecuta en vivo, aplica el checklist delante del grupo y reescribe dos comentarios mal formulados del tipo 'este código es un desastre' en retroalimentación accionable.</w:t>
+        <w:t xml:space="preserve"> El docente proyecta ClinicaParaRevisar.java, lo ejecuta en vivo, aplica el checklist delante del grupo y reescribe dos comentarios mal formulados del tipo 'este código es un desastre' en retroalimentación útil.</w:t>
       </w:r>
     </w:p>
     <w:p>
@@ -744,7 +744,7 @@
           <w:color w:val="4A4A49"/>
           <w:sz w:val="22"/>
         </w:rPr>
-        <w:t>Demo: El docente proyecta ClinicaParaRevisar.java, lo ejecuta en vivo, aplica el checklist delante del grupo y reescribe dos comentarios mal formulados del tipo 'este código es un desastre' en retroalimentación accionable.</w:t>
+        <w:t>Demo: El docente proyecta ClinicaParaRevisar.java, lo ejecuta en vivo, aplica el checklist delante del grupo y reescribe dos comentarios mal formulados del tipo 'este código es un desastre' en retroalimentación útil.</w:t>
       </w:r>
     </w:p>
     <w:p>
